--- a/Другое/работа/должностные/Ведущий инженер отдела строительства (Константинова).docx
+++ b/Другое/работа/должностные/Ведущий инженер отдела строительства (Константинова).docx
@@ -816,7 +816,7 @@
       </w:r>
       <w:r>
         <w:rPr>
-          <w:bCs/>
+          <w:color w:val="FF0000"/>
           <w:spacing w:val="-1"/>
           <w:sz w:val="26"/>
           <w:szCs w:val="26"/>
@@ -825,33 +825,190 @@
       </w:r>
       <w:r>
         <w:rPr>
-          <w:b/>
-          <w:bCs/>
-          <w:spacing w:val="-1"/>
-          <w:sz w:val="26"/>
-          <w:szCs w:val="26"/>
-        </w:rPr>
-        <w:t>Проверка проектов Смет контрактов (Ведомос</w:t>
-      </w:r>
-      <w:r>
-        <w:rPr>
-          <w:b/>
-          <w:bCs/>
-          <w:spacing w:val="-1"/>
-          <w:sz w:val="26"/>
-          <w:szCs w:val="26"/>
-        </w:rPr>
-        <w:t>тей объемов и стоимости работ) на соответствие требованиям Приказа</w:t>
-      </w:r>
-      <w:r>
-        <w:rPr>
-          <w:b/>
-          <w:bCs/>
-          <w:spacing w:val="-1"/>
-          <w:sz w:val="26"/>
-          <w:szCs w:val="26"/>
-        </w:rPr>
-        <w:t xml:space="preserve"> Минстроя России от 23.12.2021 № 841/</w:t>
+          <w:color w:val="FF0000"/>
+          <w:spacing w:val="-1"/>
+          <w:sz w:val="26"/>
+          <w:szCs w:val="26"/>
+        </w:rPr>
+        <w:t>Ведущий инженер</w:t>
+      </w:r>
+      <w:r>
+        <w:rPr>
+          <w:spacing w:val="-1"/>
+          <w:sz w:val="26"/>
+          <w:szCs w:val="26"/>
+        </w:rPr>
+        <w:t xml:space="preserve"> </w:t>
+      </w:r>
+      <w:r>
+        <w:rPr>
+          <w:b/>
+          <w:bCs/>
+          <w:color w:val="FF0000"/>
+          <w:spacing w:val="-1"/>
+          <w:sz w:val="26"/>
+          <w:szCs w:val="26"/>
+        </w:rPr>
+        <w:t>п</w:t>
+      </w:r>
+      <w:r>
+        <w:rPr>
+          <w:b/>
+          <w:bCs/>
+          <w:spacing w:val="-1"/>
+          <w:sz w:val="26"/>
+          <w:szCs w:val="26"/>
+        </w:rPr>
+        <w:t>ровер</w:t>
+      </w:r>
+      <w:r>
+        <w:rPr>
+          <w:b/>
+          <w:bCs/>
+          <w:spacing w:val="-1"/>
+          <w:sz w:val="26"/>
+          <w:szCs w:val="26"/>
+        </w:rPr>
+        <w:t xml:space="preserve">яет </w:t>
+      </w:r>
+      <w:r>
+        <w:rPr>
+          <w:b/>
+          <w:bCs/>
+          <w:spacing w:val="-1"/>
+          <w:sz w:val="26"/>
+          <w:szCs w:val="26"/>
+        </w:rPr>
+        <w:t>проект</w:t>
+      </w:r>
+      <w:r>
+        <w:rPr>
+          <w:b/>
+          <w:bCs/>
+          <w:color w:val="FF0000"/>
+          <w:spacing w:val="-1"/>
+          <w:sz w:val="26"/>
+          <w:szCs w:val="26"/>
+        </w:rPr>
+        <w:t>ы</w:t>
+      </w:r>
+      <w:r>
+        <w:rPr>
+          <w:b/>
+          <w:bCs/>
+          <w:spacing w:val="-1"/>
+          <w:sz w:val="26"/>
+          <w:szCs w:val="26"/>
+        </w:rPr>
+        <w:t xml:space="preserve"> Смет </w:t>
+      </w:r>
+      <w:r>
+        <w:rPr>
+          <w:b/>
+          <w:color w:val="FF0000"/>
+          <w:sz w:val="26"/>
+          <w:szCs w:val="26"/>
+        </w:rPr>
+        <w:t>государственных контрактов, заключаемых ГКУ «Дирекция ТДФ»</w:t>
+      </w:r>
+      <w:r>
+        <w:rPr>
+          <w:sz w:val="26"/>
+          <w:szCs w:val="26"/>
+        </w:rPr>
+        <w:t xml:space="preserve"> </w:t>
+      </w:r>
+      <w:r>
+        <w:rPr>
+          <w:b/>
+          <w:bCs/>
+          <w:color w:val="FF0000"/>
+          <w:spacing w:val="-1"/>
+          <w:sz w:val="26"/>
+          <w:szCs w:val="26"/>
+        </w:rPr>
+        <w:t>(далее – Смета контракта)</w:t>
+      </w:r>
+      <w:r>
+        <w:rPr>
+          <w:b/>
+          <w:bCs/>
+          <w:spacing w:val="-1"/>
+          <w:sz w:val="26"/>
+          <w:szCs w:val="26"/>
+        </w:rPr>
+        <w:t xml:space="preserve"> </w:t>
+      </w:r>
+      <w:r>
+        <w:rPr>
+          <w:b/>
+          <w:bCs/>
+          <w:spacing w:val="-1"/>
+          <w:sz w:val="26"/>
+          <w:szCs w:val="26"/>
+        </w:rPr>
+        <w:t xml:space="preserve">(Ведомостей объемов и стоимости работ) на соответствие требованиям </w:t>
+      </w:r>
+      <w:r>
+        <w:rPr>
+          <w:b/>
+          <w:color w:val="FF0000"/>
+        </w:rPr>
+        <w:t>Методики составления сметы контракта, предметом которого являются строительство, реконструкция объектов капитального строительства, Порядка определения начальной (максимальной) цены контракта, цены контракта, заключаемого с единственным поставщиком (подрядчиком, исполнителем), начальной цены единицы товара, работы, услуги при осуществлении закупок в сфере градостроительной деятельности (за исключением территориального планирования), утверждёнными</w:t>
+      </w:r>
+      <w:r>
+        <w:t xml:space="preserve"> </w:t>
+      </w:r>
+      <w:r>
+        <w:rPr>
+          <w:b/>
+          <w:bCs/>
+          <w:spacing w:val="-1"/>
+          <w:sz w:val="26"/>
+          <w:szCs w:val="26"/>
+        </w:rPr>
+        <w:t>Приказ</w:t>
+      </w:r>
+      <w:r>
+        <w:rPr>
+          <w:b/>
+          <w:bCs/>
+          <w:spacing w:val="-1"/>
+          <w:sz w:val="26"/>
+          <w:szCs w:val="26"/>
+        </w:rPr>
+        <w:t>ом</w:t>
+      </w:r>
+      <w:r>
+        <w:rPr>
+          <w:b/>
+          <w:bCs/>
+          <w:spacing w:val="-1"/>
+          <w:sz w:val="26"/>
+          <w:szCs w:val="26"/>
+        </w:rPr>
+        <w:t xml:space="preserve"> Минстроя России от 23.12.20</w:t>
+      </w:r>
+      <w:r>
+        <w:rPr>
+          <w:b/>
+          <w:bCs/>
+          <w:color w:val="FF0000"/>
+          <w:spacing w:val="-1"/>
+          <w:sz w:val="26"/>
+          <w:szCs w:val="26"/>
+        </w:rPr>
+        <w:t>19</w:t>
+      </w:r>
+      <w:r>
+        <w:rPr>
+          <w:b/>
+          <w:bCs/>
+          <w:spacing w:val="-1"/>
+          <w:sz w:val="26"/>
+          <w:szCs w:val="26"/>
+        </w:rPr>
+        <w:t xml:space="preserve"> № 841/</w:t>
       </w:r>
       <w:proofErr w:type="spellStart"/>
       <w:r>
@@ -896,6 +1053,14 @@
           <w:szCs w:val="26"/>
         </w:rPr>
         <w:t>)</w:t>
+      </w:r>
+      <w:r>
+        <w:rPr>
+          <w:spacing w:val="-1"/>
+          <w:sz w:val="26"/>
+          <w:szCs w:val="26"/>
+        </w:rPr>
+        <w:t>.</w:t>
       </w:r>
     </w:p>
     <w:p>
@@ -917,6 +1082,7 @@
           <w:sz w:val="26"/>
           <w:szCs w:val="26"/>
         </w:rPr>
+        <w:lastRenderedPageBreak/>
         <w:t>2.1.1.</w:t>
       </w:r>
       <w:r>
@@ -925,7 +1091,23 @@
           <w:sz w:val="26"/>
           <w:szCs w:val="26"/>
         </w:rPr>
-        <w:t> Ведущий инженер проверяет правильность определения стоимости конструктивных решений (элементов), комплексов (видов) работ и оборудования, включенных в проект Сметы контракта (Ведомости объемов и стоимости работ), на предмет соответствия исходным данным, принятым в утвержденной проектной или сметной до</w:t>
+        <w:t xml:space="preserve"> Ведущий инженер проверяет правильность определения стоимости конструктивных решений (элементов), комплексов (видов) работ и оборудования, включенных в проект Смет </w:t>
+      </w:r>
+      <w:r>
+        <w:rPr>
+          <w:spacing w:val="-1"/>
+          <w:sz w:val="26"/>
+          <w:szCs w:val="26"/>
+        </w:rPr>
+        <w:t>контрактов</w:t>
+      </w:r>
+      <w:r>
+        <w:rPr>
+          <w:spacing w:val="-1"/>
+          <w:sz w:val="26"/>
+          <w:szCs w:val="26"/>
+        </w:rPr>
+        <w:t xml:space="preserve"> (Ведомости объемов и стоимости работ), на предмет соответствия исходным данным, принятым в утвержденной проектной или сметной до</w:t>
       </w:r>
       <w:r>
         <w:rPr>
@@ -971,7 +1153,39 @@
           <w:sz w:val="26"/>
           <w:szCs w:val="26"/>
         </w:rPr>
-        <w:t> Ведущий инженер осуществляет проверку проекта Сметы контракта (Ведомости объемов и стоимости работ) на предмет арифметической и расчетной корректности и устраняет выявленные ошибки. В рамках данной работы:</w:t>
+        <w:t> Ведущий инженер осуществляет проверку проект</w:t>
+      </w:r>
+      <w:r>
+        <w:rPr>
+          <w:spacing w:val="-1"/>
+          <w:sz w:val="26"/>
+          <w:szCs w:val="26"/>
+        </w:rPr>
+        <w:t>ов</w:t>
+      </w:r>
+      <w:r>
+        <w:rPr>
+          <w:spacing w:val="-1"/>
+          <w:sz w:val="26"/>
+          <w:szCs w:val="26"/>
+        </w:rPr>
+        <w:t xml:space="preserve"> Смет контракт</w:t>
+      </w:r>
+      <w:r>
+        <w:rPr>
+          <w:spacing w:val="-1"/>
+          <w:sz w:val="26"/>
+          <w:szCs w:val="26"/>
+        </w:rPr>
+        <w:t>ов</w:t>
+      </w:r>
+      <w:r>
+        <w:rPr>
+          <w:spacing w:val="-1"/>
+          <w:sz w:val="26"/>
+          <w:szCs w:val="26"/>
+        </w:rPr>
+        <w:t xml:space="preserve"> (Ведомости объемов и стоимости работ) на предмет арифметической и расчетной корректности и устраняет выявленные ошибки. В рамках данной работы:</w:t>
       </w:r>
     </w:p>
     <w:p>
@@ -997,7 +1211,6 @@
           <w:sz w:val="26"/>
           <w:szCs w:val="26"/>
         </w:rPr>
-        <w:lastRenderedPageBreak/>
         <w:t>проверяет правильность составления Сметы контракта (Ведомости объемов и стоимости работ) в формате электронных таблиц (</w:t>
       </w:r>
       <w:proofErr w:type="spellStart"/>
@@ -1132,7 +1345,23 @@
           <w:sz w:val="26"/>
           <w:szCs w:val="26"/>
         </w:rPr>
-        <w:t> Ведущий инженер осуществляет проверку корректности формирования позиций Сметы контракта (Ведомости объемов и стоимости работ) при их объединении (укрупнении) или детализации (разукрупнении), а при необходимости самостоятельно выполняет указанные операции. В рамках данной работы:</w:t>
+        <w:t> Ведущий инженер осуществляет проверку корректности формирования позиций Смет</w:t>
+      </w:r>
+      <w:r>
+        <w:rPr>
+          <w:spacing w:val="-1"/>
+          <w:sz w:val="26"/>
+          <w:szCs w:val="26"/>
+        </w:rPr>
+        <w:t xml:space="preserve"> контрактов</w:t>
+      </w:r>
+      <w:r>
+        <w:rPr>
+          <w:spacing w:val="-1"/>
+          <w:sz w:val="26"/>
+          <w:szCs w:val="26"/>
+        </w:rPr>
+        <w:t xml:space="preserve"> (Ведомости объемов и стоимости работ) при их объединении (укрупнении) или детализации (разукрупнении), а при необходимости самостоятельно выполняет указанные операции. В рамках данной работы:</w:t>
       </w:r>
     </w:p>
     <w:p>
@@ -1240,7 +1469,39 @@
           <w:sz w:val="26"/>
           <w:szCs w:val="26"/>
         </w:rPr>
-        <w:t> Ведущий инженер осуществляет проверку корректности внесения изменений в Смету контракта (Ведомость объемов и стоимости работ) при корректировке объемов работ, замене материалов или корректировке видов работ внутри конструктивного элемента, а при необходимости самостоятельно выполняет указанные операции. В рамках данной работы:</w:t>
+        <w:t> Ведущий инженер осуществляет проверку корректности внесения изменений в Смет</w:t>
+      </w:r>
+      <w:r>
+        <w:rPr>
+          <w:spacing w:val="-1"/>
+          <w:sz w:val="26"/>
+          <w:szCs w:val="26"/>
+        </w:rPr>
+        <w:t>ы</w:t>
+      </w:r>
+      <w:r>
+        <w:rPr>
+          <w:spacing w:val="-1"/>
+          <w:sz w:val="26"/>
+          <w:szCs w:val="26"/>
+        </w:rPr>
+        <w:t xml:space="preserve"> контракт</w:t>
+      </w:r>
+      <w:r>
+        <w:rPr>
+          <w:spacing w:val="-1"/>
+          <w:sz w:val="26"/>
+          <w:szCs w:val="26"/>
+        </w:rPr>
+        <w:t>ов</w:t>
+      </w:r>
+      <w:r>
+        <w:rPr>
+          <w:spacing w:val="-1"/>
+          <w:sz w:val="26"/>
+          <w:szCs w:val="26"/>
+        </w:rPr>
+        <w:t xml:space="preserve"> (Ведомость объемов и стоимости работ) при корректировке объемов работ, замене материалов или корректировке видов работ внутри конструктивного элемента, а при необходимости самостоятельно выполняет указанные операции. В рамках данной работы:</w:t>
       </w:r>
     </w:p>
     <w:p>
@@ -1314,6 +1575,7 @@
           <w:sz w:val="26"/>
           <w:szCs w:val="26"/>
         </w:rPr>
+        <w:lastRenderedPageBreak/>
         <w:t xml:space="preserve">2.1.5. </w:t>
       </w:r>
       <w:r>
@@ -1323,7 +1585,43 @@
           <w:sz w:val="26"/>
           <w:szCs w:val="26"/>
         </w:rPr>
-        <w:t>Ведущий инженер осуществляет проверку корректности применения индексов фактической и прогнозной инфляции в проекте Сметы контракта (Ведомости объемов и стоимости работ), а при необходимости самостоятельно формирует указанные индексы исходя из начальной (максимальной) цены контракта и применяет их при составлении Сметы контракта (Ведомости объемов и стоимости работ).</w:t>
+        <w:t>Ведущий инженер осуществляет проверку корректности применения индексов фактической и прогнозной инфляции в проекте Смет контракт</w:t>
+      </w:r>
+      <w:r>
+        <w:rPr>
+          <w:bCs/>
+          <w:spacing w:val="-1"/>
+          <w:sz w:val="26"/>
+          <w:szCs w:val="26"/>
+        </w:rPr>
+        <w:t>ов</w:t>
+      </w:r>
+      <w:r>
+        <w:rPr>
+          <w:bCs/>
+          <w:spacing w:val="-1"/>
+          <w:sz w:val="26"/>
+          <w:szCs w:val="26"/>
+        </w:rPr>
+        <w:t xml:space="preserve"> (Ведомости объемов и стоимости работ), а при необходимости самостоятельно формирует указанные индексы исходя из начальной (максимальной) цены контракта и применяет их при составлении Смет контракт</w:t>
+      </w:r>
+      <w:r>
+        <w:rPr>
+          <w:bCs/>
+          <w:spacing w:val="-1"/>
+          <w:sz w:val="26"/>
+          <w:szCs w:val="26"/>
+        </w:rPr>
+        <w:t>ов</w:t>
+      </w:r>
+      <w:r>
+        <w:rPr>
+          <w:bCs/>
+          <w:spacing w:val="-1"/>
+          <w:sz w:val="26"/>
+          <w:szCs w:val="26"/>
+        </w:rPr>
+        <w:t xml:space="preserve"> (Ведомости объемов и стоимости работ).</w:t>
       </w:r>
     </w:p>
     <w:p>
@@ -1362,16 +1660,39 @@
           <w:sz w:val="26"/>
           <w:szCs w:val="26"/>
         </w:rPr>
-        <w:t xml:space="preserve"> Ведущий инженер осуществляет проверку правильности распределения прочих и лимитированных затрат (временные здания и сооружения, зимнее </w:t>
-      </w:r>
-      <w:r>
-        <w:rPr>
-          <w:spacing w:val="-1"/>
-          <w:sz w:val="26"/>
-          <w:szCs w:val="26"/>
-        </w:rPr>
-        <w:lastRenderedPageBreak/>
-        <w:t>удорожание, непредвиденные расходы и т.д.) в Смете контракта (Ведомости объемов и стоимости работ) на соответствие решениям, принятым в сводном сметном расчете при определении начальной (максимальной) цены контракта.</w:t>
+        <w:t> Ведущий инженер осуществляет проверку правильности распределения прочих и лимитированных затрат (временные здания и сооружения, зимнее удорожание, непредвиденные расходы и т.д.) в Смет</w:t>
+      </w:r>
+      <w:r>
+        <w:rPr>
+          <w:spacing w:val="-1"/>
+          <w:sz w:val="26"/>
+          <w:szCs w:val="26"/>
+        </w:rPr>
+        <w:t xml:space="preserve">ах </w:t>
+      </w:r>
+      <w:r>
+        <w:rPr>
+          <w:spacing w:val="-1"/>
+          <w:sz w:val="26"/>
+          <w:szCs w:val="26"/>
+        </w:rPr>
+        <w:t>контракт</w:t>
+      </w:r>
+      <w:r>
+        <w:rPr>
+          <w:spacing w:val="-1"/>
+          <w:sz w:val="26"/>
+          <w:szCs w:val="26"/>
+        </w:rPr>
+        <w:t>ов</w:t>
+      </w:r>
+      <w:r>
+        <w:rPr>
+          <w:spacing w:val="-1"/>
+          <w:sz w:val="26"/>
+          <w:szCs w:val="26"/>
+        </w:rPr>
+        <w:t xml:space="preserve"> (Ведомости объемов и стоимости работ) на соответствие решениям, принятым в сводном сметном расчете при определении начальной (максимальной) цены контракта.</w:t>
       </w:r>
     </w:p>
     <w:p>
@@ -1394,17 +1715,92 @@
           <w:sz w:val="26"/>
           <w:szCs w:val="26"/>
         </w:rPr>
-        <w:t xml:space="preserve">2.2. </w:t>
-      </w:r>
-      <w:r>
-        <w:rPr>
-          <w:b/>
-          <w:bCs/>
-          <w:spacing w:val="-1"/>
-          <w:sz w:val="26"/>
-          <w:szCs w:val="26"/>
-        </w:rPr>
-        <w:t>Проверка актов о приемке выполненных работ (форма КС-2)</w:t>
+        <w:t>2.2.</w:t>
+      </w:r>
+      <w:r>
+        <w:rPr>
+          <w:spacing w:val="-1"/>
+          <w:sz w:val="26"/>
+          <w:szCs w:val="26"/>
+        </w:rPr>
+        <w:t xml:space="preserve"> </w:t>
+      </w:r>
+      <w:r>
+        <w:rPr>
+          <w:spacing w:val="-1"/>
+          <w:sz w:val="26"/>
+          <w:szCs w:val="26"/>
+        </w:rPr>
+        <w:t>Ведущий инженер</w:t>
+      </w:r>
+      <w:r>
+        <w:rPr>
+          <w:spacing w:val="-1"/>
+          <w:sz w:val="26"/>
+          <w:szCs w:val="26"/>
+        </w:rPr>
+        <w:t xml:space="preserve"> </w:t>
+      </w:r>
+      <w:r>
+        <w:rPr>
+          <w:b/>
+          <w:bCs/>
+          <w:color w:val="FF0000"/>
+          <w:spacing w:val="-1"/>
+          <w:sz w:val="26"/>
+          <w:szCs w:val="26"/>
+        </w:rPr>
+        <w:t>осуществляет</w:t>
+      </w:r>
+      <w:r>
+        <w:rPr>
+          <w:b/>
+          <w:bCs/>
+          <w:spacing w:val="-1"/>
+          <w:sz w:val="26"/>
+          <w:szCs w:val="26"/>
+        </w:rPr>
+        <w:t xml:space="preserve"> пр</w:t>
+      </w:r>
+      <w:r>
+        <w:rPr>
+          <w:b/>
+          <w:bCs/>
+          <w:spacing w:val="-1"/>
+          <w:sz w:val="26"/>
+          <w:szCs w:val="26"/>
+        </w:rPr>
+        <w:t>оверк</w:t>
+      </w:r>
+      <w:r>
+        <w:rPr>
+          <w:b/>
+          <w:bCs/>
+          <w:color w:val="FF0000"/>
+          <w:spacing w:val="-1"/>
+          <w:sz w:val="26"/>
+          <w:szCs w:val="26"/>
+        </w:rPr>
+        <w:t>у</w:t>
+      </w:r>
+      <w:r>
+        <w:rPr>
+          <w:b/>
+          <w:bCs/>
+          <w:spacing w:val="-1"/>
+          <w:sz w:val="26"/>
+          <w:szCs w:val="26"/>
+        </w:rPr>
+        <w:t xml:space="preserve"> актов о приемке выполненных работ (форма КС-2)</w:t>
+      </w:r>
+      <w:r>
+        <w:rPr>
+          <w:color w:val="FF0000"/>
+          <w:spacing w:val="-1"/>
+          <w:sz w:val="26"/>
+          <w:szCs w:val="26"/>
+        </w:rPr>
+        <w:t>:</w:t>
       </w:r>
     </w:p>
     <w:p>
@@ -1434,7 +1830,7 @@
           <w:sz w:val="26"/>
           <w:szCs w:val="26"/>
         </w:rPr>
-        <w:t> Ведущий инженер осуществляет проверку актов о приемке выполненных работ (форма КС-2) на предмет соответствия утвержденной Смете контракта (Ведомости объемов и стоимости работ) в действующей редакции. В рамках данной работы:</w:t>
+        <w:t>  осуществляет проверку актов о приемке выполненных работ (форма КС-2) на предмет соответствия утвержденной Смете контракта (Ведомости объемов и стоимости работ) в действующей редакции. В рамках данной работы:</w:t>
       </w:r>
     </w:p>
     <w:p>
@@ -1556,7 +1952,15 @@
           <w:sz w:val="26"/>
           <w:szCs w:val="26"/>
         </w:rPr>
-        <w:t xml:space="preserve"> позиций и иные расхождения, препятствующие корректной приемке выполненных работ.</w:t>
+        <w:t xml:space="preserve"> позиций и иные расхождения, препятствующие корре</w:t>
+      </w:r>
+      <w:r>
+        <w:rPr>
+          <w:spacing w:val="-1"/>
+          <w:sz w:val="26"/>
+          <w:szCs w:val="26"/>
+        </w:rPr>
+        <w:t>ктной приемке выполненных работ;</w:t>
       </w:r>
     </w:p>
     <w:p>
@@ -1586,7 +1990,15 @@
           <w:sz w:val="26"/>
           <w:szCs w:val="26"/>
         </w:rPr>
-        <w:t> Ведущий инженер при проверке актов выполненных работ обеспечивает сверку с последней утвержденной редакцией Сметы контракта (Ведомости объемов и стоимости работ) с учетом всех внесенных изменений и дополнительных соглашений к контракту.</w:t>
+        <w:t>  при проверке актов выполненных работ обеспечивает сверку с последней утвержденной редакцией Сметы контракта (Ведомости объемов и стоимости работ) с учетом всех внесенных изменений и дополн</w:t>
+      </w:r>
+      <w:r>
+        <w:rPr>
+          <w:spacing w:val="-1"/>
+          <w:sz w:val="26"/>
+          <w:szCs w:val="26"/>
+        </w:rPr>
+        <w:t>ительных соглашений к контракту;</w:t>
       </w:r>
     </w:p>
     <w:p>
@@ -1678,11 +2090,162 @@
       <w:r>
         <w:rPr>
           <w:b/>
-          <w:spacing w:val="-1"/>
-          <w:sz w:val="26"/>
-          <w:szCs w:val="26"/>
-        </w:rPr>
-        <w:t>Составление и проверка локальных смет и калькуляций на работы по содержанию автомобильных дорог</w:t>
+          <w:bCs/>
+          <w:color w:val="FF0000"/>
+          <w:spacing w:val="-1"/>
+          <w:sz w:val="26"/>
+          <w:szCs w:val="26"/>
+        </w:rPr>
+        <w:t>Ведущий инженер</w:t>
+      </w:r>
+      <w:r>
+        <w:rPr>
+          <w:bCs/>
+          <w:spacing w:val="-1"/>
+          <w:sz w:val="26"/>
+          <w:szCs w:val="26"/>
+        </w:rPr>
+        <w:t xml:space="preserve"> </w:t>
+      </w:r>
+      <w:r>
+        <w:rPr>
+          <w:b/>
+          <w:spacing w:val="-1"/>
+          <w:sz w:val="26"/>
+          <w:szCs w:val="26"/>
+        </w:rPr>
+        <w:t>с</w:t>
+      </w:r>
+      <w:r>
+        <w:rPr>
+          <w:b/>
+          <w:spacing w:val="-1"/>
+          <w:sz w:val="26"/>
+          <w:szCs w:val="26"/>
+        </w:rPr>
+        <w:t>оставл</w:t>
+      </w:r>
+      <w:r>
+        <w:rPr>
+          <w:b/>
+          <w:spacing w:val="-1"/>
+          <w:sz w:val="26"/>
+          <w:szCs w:val="26"/>
+        </w:rPr>
+        <w:t>я</w:t>
+      </w:r>
+      <w:r>
+        <w:rPr>
+          <w:b/>
+          <w:color w:val="FF0000"/>
+          <w:spacing w:val="-1"/>
+          <w:sz w:val="26"/>
+          <w:szCs w:val="26"/>
+        </w:rPr>
+        <w:t>ет</w:t>
+      </w:r>
+      <w:r>
+        <w:rPr>
+          <w:b/>
+          <w:spacing w:val="-1"/>
+          <w:sz w:val="26"/>
+          <w:szCs w:val="26"/>
+        </w:rPr>
+        <w:t xml:space="preserve"> и провер</w:t>
+      </w:r>
+      <w:r>
+        <w:rPr>
+          <w:b/>
+          <w:spacing w:val="-1"/>
+          <w:sz w:val="26"/>
+          <w:szCs w:val="26"/>
+        </w:rPr>
+        <w:t>я</w:t>
+      </w:r>
+      <w:r>
+        <w:rPr>
+          <w:b/>
+          <w:color w:val="FF0000"/>
+          <w:spacing w:val="-1"/>
+          <w:sz w:val="26"/>
+          <w:szCs w:val="26"/>
+        </w:rPr>
+        <w:t>ет</w:t>
+      </w:r>
+      <w:r>
+        <w:rPr>
+          <w:b/>
+          <w:spacing w:val="-1"/>
+          <w:sz w:val="26"/>
+          <w:szCs w:val="26"/>
+        </w:rPr>
+        <w:t xml:space="preserve"> локальны</w:t>
+      </w:r>
+      <w:r>
+        <w:rPr>
+          <w:b/>
+          <w:color w:val="FF0000"/>
+          <w:spacing w:val="-1"/>
+          <w:sz w:val="26"/>
+          <w:szCs w:val="26"/>
+        </w:rPr>
+        <w:t>е</w:t>
+      </w:r>
+      <w:r>
+        <w:rPr>
+          <w:b/>
+          <w:spacing w:val="-1"/>
+          <w:sz w:val="26"/>
+          <w:szCs w:val="26"/>
+        </w:rPr>
+        <w:t xml:space="preserve"> смет</w:t>
+      </w:r>
+      <w:r>
+        <w:rPr>
+          <w:b/>
+          <w:color w:val="FF0000"/>
+          <w:spacing w:val="-1"/>
+          <w:sz w:val="26"/>
+          <w:szCs w:val="26"/>
+        </w:rPr>
+        <w:t>ы</w:t>
+      </w:r>
+      <w:r>
+        <w:rPr>
+          <w:b/>
+          <w:spacing w:val="-1"/>
+          <w:sz w:val="26"/>
+          <w:szCs w:val="26"/>
+        </w:rPr>
+        <w:t xml:space="preserve"> и калькуляци</w:t>
+      </w:r>
+      <w:r>
+        <w:rPr>
+          <w:b/>
+          <w:color w:val="FF0000"/>
+          <w:spacing w:val="-1"/>
+          <w:sz w:val="26"/>
+          <w:szCs w:val="26"/>
+        </w:rPr>
+        <w:t>и</w:t>
+      </w:r>
+      <w:r>
+        <w:rPr>
+          <w:b/>
+          <w:spacing w:val="-1"/>
+          <w:sz w:val="26"/>
+          <w:szCs w:val="26"/>
+        </w:rPr>
+        <w:t xml:space="preserve"> на работы по содержанию автомобильных дорог</w:t>
+      </w:r>
+      <w:r>
+        <w:rPr>
+          <w:b/>
+          <w:spacing w:val="-1"/>
+          <w:sz w:val="26"/>
+          <w:szCs w:val="26"/>
+        </w:rPr>
+        <w:t>:</w:t>
       </w:r>
     </w:p>
     <w:p>
@@ -1713,30 +2276,46 @@
           <w:sz w:val="26"/>
           <w:szCs w:val="26"/>
         </w:rPr>
-        <w:t> Ведущий инженер осуществляет разработку локальных смет, сметных расчетов и калькуляций на выполнение работ по содержанию автомобильных дорог регионального и межмуниципального значения и искусственных сооружений на них, руководствуясь дей</w:t>
-      </w:r>
-      <w:r>
-        <w:rPr>
-          <w:bCs/>
-          <w:spacing w:val="-1"/>
-          <w:sz w:val="26"/>
-          <w:szCs w:val="26"/>
-        </w:rPr>
-        <w:t>ствующими сметными нормативами</w:t>
-      </w:r>
-      <w:r>
-        <w:rPr>
-          <w:bCs/>
-          <w:spacing w:val="-1"/>
-          <w:sz w:val="26"/>
-          <w:szCs w:val="26"/>
-        </w:rPr>
-        <w:t>, индексами изменения сметной стоимости, а также иными нормативными правовыми актами и методическими документами, регулирующими вопросы ценообразования и сметного нормирования в строительстве, в том числе Приказом Минстроя России от 04.08.2020 № 421/</w:t>
+        <w:t> </w:t>
+      </w:r>
+      <w:r>
+        <w:rPr>
+          <w:spacing w:val="-1"/>
+          <w:sz w:val="26"/>
+          <w:szCs w:val="26"/>
+        </w:rPr>
+        <w:t xml:space="preserve">осуществляет разработку локальных смет, сметных расчетов и калькуляций на выполнение работ по содержанию автомобильных дорог регионального и межмуниципального значения и искусственных сооружений на них, руководствуясь действующими сметными нормативами, индексами изменения сметной стоимости, а также иными нормативными правовыми актами и методическими документами, регулирующими вопросы ценообразования и сметного нормирования в строительстве, в том числе </w:t>
+      </w:r>
+      <w:r>
+        <w:rPr>
+          <w:color w:val="FF0000"/>
+          <w:spacing w:val="-1"/>
+          <w:sz w:val="26"/>
+          <w:szCs w:val="26"/>
+        </w:rPr>
+        <w:t xml:space="preserve">Методикой определения сметной стоимости строительства, реконструкции, капитального ремонта, сноса </w:t>
+      </w:r>
+      <w:r>
+        <w:rPr>
+          <w:color w:val="FF0000"/>
+          <w:spacing w:val="-1"/>
+          <w:sz w:val="26"/>
+          <w:szCs w:val="26"/>
+        </w:rPr>
+        <w:lastRenderedPageBreak/>
+        <w:t xml:space="preserve">объектов капитального строительства, работ по сохранению объектов культурного наследия (памятников истории и культуры) народов Российской Федерации на территории Российской Федерации, утверждённой </w:t>
+      </w:r>
+      <w:r>
+        <w:rPr>
+          <w:spacing w:val="-1"/>
+          <w:sz w:val="26"/>
+          <w:szCs w:val="26"/>
+        </w:rPr>
+        <w:t>Приказом Минстроя России от 04.08.2020 № 421/</w:t>
       </w:r>
       <w:proofErr w:type="spellStart"/>
       <w:r>
         <w:rPr>
-          <w:bCs/>
           <w:spacing w:val="-1"/>
           <w:sz w:val="26"/>
           <w:szCs w:val="26"/>
@@ -1746,12 +2325,28 @@
       <w:proofErr w:type="spellEnd"/>
       <w:r>
         <w:rPr>
-          <w:bCs/>
-          <w:spacing w:val="-1"/>
-          <w:sz w:val="26"/>
-          <w:szCs w:val="26"/>
-        </w:rPr>
-        <w:t>, и данными федеральной государственной информационной системы ценообразования в строительстве (ФГИС ЦС).</w:t>
+          <w:spacing w:val="-1"/>
+          <w:sz w:val="26"/>
+          <w:szCs w:val="26"/>
+        </w:rPr>
+        <w:t>, и данными федеральной государственной информационной системы ценообразо</w:t>
+      </w:r>
+      <w:r>
+        <w:rPr>
+          <w:spacing w:val="-1"/>
+          <w:sz w:val="26"/>
+          <w:szCs w:val="26"/>
+        </w:rPr>
+        <w:t>вания в строительстве (ФГИС ЦС)</w:t>
+      </w:r>
+      <w:r>
+        <w:rPr>
+          <w:bCs/>
+          <w:spacing w:val="-1"/>
+          <w:sz w:val="26"/>
+          <w:szCs w:val="26"/>
+        </w:rPr>
+        <w:t>;</w:t>
       </w:r>
     </w:p>
     <w:p>
@@ -1782,7 +2377,7 @@
           <w:sz w:val="26"/>
           <w:szCs w:val="26"/>
         </w:rPr>
-        <w:t> Ведущий инженер при разработке локальных смет и калькуляций выполняет подбор и обоснова</w:t>
+        <w:t>  при разработке локальных смет и калькуляций выполняет подбор и обоснова</w:t>
       </w:r>
       <w:r>
         <w:rPr>
@@ -1809,7 +2404,7 @@
           <w:sz w:val="26"/>
           <w:szCs w:val="26"/>
         </w:rPr>
-        <w:t>ементных сметных норм (ГЭСН).</w:t>
+        <w:t>ементных сметных норм (ГЭСН);</w:t>
       </w:r>
     </w:p>
     <w:p>
@@ -1840,7 +2435,7 @@
           <w:sz w:val="26"/>
           <w:szCs w:val="26"/>
         </w:rPr>
-        <w:t> Ведущий инженер осуществляет разработку сметной документации с применением специализированного программного обеспечения для автоматизации сметных расчетов (</w:t>
+        <w:t>  осуществляет разработку сметной документации с применением специализированного программного обеспечения для автоматизации сметных расчетов (</w:t>
       </w:r>
       <w:proofErr w:type="spellStart"/>
       <w:r>
@@ -1882,7 +2477,7 @@
           <w:sz w:val="26"/>
           <w:szCs w:val="26"/>
         </w:rPr>
-        <w:t xml:space="preserve"> или аналогичное).</w:t>
+        <w:t xml:space="preserve"> или аналогичное);</w:t>
       </w:r>
     </w:p>
     <w:p>
@@ -1913,17 +2508,73 @@
           <w:sz w:val="26"/>
           <w:szCs w:val="26"/>
         </w:rPr>
-        <w:t xml:space="preserve"> Ведущий инженер подготавливает сметные расчеты и ведомости </w:t>
-      </w:r>
-      <w:r>
-        <w:rPr>
-          <w:bCs/>
-          <w:spacing w:val="-1"/>
-          <w:sz w:val="26"/>
-          <w:szCs w:val="26"/>
-        </w:rPr>
-        <w:lastRenderedPageBreak/>
-        <w:t>объемов работ по содержанию, необходимые для формирования начальной (максимальной) цены контракта и заключения государственных контрактов.</w:t>
+        <w:t> </w:t>
+      </w:r>
+      <w:r>
+        <w:rPr>
+          <w:bCs/>
+          <w:spacing w:val="-1"/>
+          <w:sz w:val="26"/>
+          <w:szCs w:val="26"/>
+        </w:rPr>
+        <w:t>подготавливает сметные расчеты и ведомости объемов работ по содержанию</w:t>
+      </w:r>
+      <w:r>
+        <w:rPr>
+          <w:bCs/>
+          <w:spacing w:val="-1"/>
+          <w:sz w:val="26"/>
+          <w:szCs w:val="26"/>
+        </w:rPr>
+        <w:t xml:space="preserve"> </w:t>
+      </w:r>
+      <w:r>
+        <w:rPr>
+          <w:bCs/>
+          <w:color w:val="FF0000"/>
+          <w:spacing w:val="-1"/>
+          <w:sz w:val="26"/>
+          <w:szCs w:val="26"/>
+        </w:rPr>
+        <w:t>автомобильных дорог</w:t>
+      </w:r>
+      <w:r>
+        <w:rPr>
+          <w:bCs/>
+          <w:spacing w:val="-1"/>
+          <w:sz w:val="26"/>
+          <w:szCs w:val="26"/>
+        </w:rPr>
+        <w:t xml:space="preserve">, необходимые для формирования начальной (максимальной) цены контракта и заключения </w:t>
+      </w:r>
+      <w:r>
+        <w:rPr>
+          <w:bCs/>
+          <w:strike/>
+          <w:color w:val="FF0000"/>
+          <w:spacing w:val="-1"/>
+          <w:sz w:val="26"/>
+          <w:szCs w:val="26"/>
+        </w:rPr>
+        <w:t>государственных</w:t>
+      </w:r>
+      <w:r>
+        <w:rPr>
+          <w:bCs/>
+          <w:spacing w:val="-1"/>
+          <w:sz w:val="26"/>
+          <w:szCs w:val="26"/>
+        </w:rPr>
+        <w:t xml:space="preserve"> контрактов</w:t>
+      </w:r>
+      <w:r>
+        <w:rPr>
+          <w:bCs/>
+          <w:spacing w:val="-1"/>
+          <w:sz w:val="26"/>
+          <w:szCs w:val="26"/>
+        </w:rPr>
+        <w:t>;</w:t>
       </w:r>
     </w:p>
     <w:p>
@@ -1963,7 +2614,7 @@
           <w:sz w:val="26"/>
           <w:szCs w:val="26"/>
         </w:rPr>
-        <w:t> Ведущий инженер при определении стоимости материальных ресурсов, оборудования, машин и механизмов, отсутствующих в ФГИС ЦС или требующих уточнения, проводит конъюнктурный анализ рынка: запрашивает коммерческие предложения, прайс-листы, данные производителей и поставщиков, анализирует полученную информацию и принимает наиболее экономичный вариант стоимости на основе не менее чем трех источников.</w:t>
+        <w:t>  при определении стоимости материальных ресурсов, оборудования, машин и механизмов, отсутствующих в ФГИС ЦС или требующих уточнения, проводит конъюнктурный анализ рынка: запрашивает коммерческие предложения, прайс-листы, данные производителей и поставщиков, анализирует полученную информацию и принимает наиболее экономичный вариант стоимости на основе не менее чем трех источников.</w:t>
       </w:r>
     </w:p>
     <w:p>
@@ -2002,7 +2653,63 @@
           <w:sz w:val="26"/>
           <w:szCs w:val="26"/>
         </w:rPr>
-        <w:t> Ведущий инженер при исполнении заключенных контрактов на содержание автомобильных дорог осуществляет проверку обоснованности включения и корректности дополнительных единичных расценок, предлагаемых подрядными организациями, на предмет:</w:t>
+        <w:t> </w:t>
+      </w:r>
+      <w:r>
+        <w:rPr>
+          <w:bCs/>
+          <w:spacing w:val="-1"/>
+          <w:sz w:val="26"/>
+          <w:szCs w:val="26"/>
+        </w:rPr>
+        <w:t xml:space="preserve">при исполнении заключенных контрактов на содержание автомобильных дорог осуществляет проверку обоснованности включения и корректности дополнительных единичных расценок, предлагаемых </w:t>
+      </w:r>
+      <w:r>
+        <w:rPr>
+          <w:bCs/>
+          <w:color w:val="FF0000"/>
+          <w:spacing w:val="-1"/>
+          <w:sz w:val="26"/>
+          <w:szCs w:val="26"/>
+        </w:rPr>
+        <w:t>контрагентами (</w:t>
+      </w:r>
+      <w:r>
+        <w:rPr>
+          <w:bCs/>
+          <w:spacing w:val="-1"/>
+          <w:sz w:val="26"/>
+          <w:szCs w:val="26"/>
+        </w:rPr>
+        <w:t>подрядными организациями</w:t>
+      </w:r>
+      <w:r>
+        <w:rPr>
+          <w:bCs/>
+          <w:color w:val="FF0000"/>
+          <w:spacing w:val="-1"/>
+          <w:sz w:val="26"/>
+          <w:szCs w:val="26"/>
+        </w:rPr>
+        <w:t>)</w:t>
+      </w:r>
+      <w:r>
+        <w:rPr>
+          <w:bCs/>
+          <w:spacing w:val="-1"/>
+          <w:sz w:val="26"/>
+          <w:szCs w:val="26"/>
+        </w:rPr>
+        <w:t>, на предмет</w:t>
+      </w:r>
+      <w:r>
+        <w:rPr>
+          <w:bCs/>
+          <w:spacing w:val="-1"/>
+          <w:sz w:val="26"/>
+          <w:szCs w:val="26"/>
+        </w:rPr>
+        <w:t>:</w:t>
       </w:r>
     </w:p>
     <w:p>
@@ -2124,21 +2831,28 @@
         <w:ind w:firstLine="709"/>
         <w:jc w:val="both"/>
         <w:rPr>
-          <w:b/>
-          <w:spacing w:val="-1"/>
-          <w:sz w:val="26"/>
-          <w:szCs w:val="26"/>
-        </w:rPr>
-      </w:pPr>
-      <w:r>
-        <w:rPr>
-          <w:b/>
-          <w:bCs/>
-          <w:spacing w:val="-1"/>
-          <w:sz w:val="26"/>
-          <w:szCs w:val="26"/>
-        </w:rPr>
-        <w:t>2.4. Расчет начальной (максимальной) цены контракта, обоснование затрат и изменение цены контракта</w:t>
+          <w:spacing w:val="-1"/>
+          <w:sz w:val="26"/>
+          <w:szCs w:val="26"/>
+        </w:rPr>
+      </w:pPr>
+      <w:r>
+        <w:rPr>
+          <w:b/>
+          <w:bCs/>
+          <w:spacing w:val="-1"/>
+          <w:sz w:val="26"/>
+          <w:szCs w:val="26"/>
+        </w:rPr>
+        <w:t>2.4.</w:t>
+      </w:r>
+      <w:r>
+        <w:rPr>
+          <w:spacing w:val="-1"/>
+          <w:sz w:val="26"/>
+          <w:szCs w:val="26"/>
+        </w:rPr>
+        <w:t> Ведущий инженер осуществляет расчет и обоснование начальной (максимальной) цены контракта (далее – НМЦК) для проведения конкурентных процедур по определению поставщика (подрядчика, исполнителя), а также для заключения контрактов с единственным поставщиком в соответствии со статьей 93 Федерального закона от 05.04.2013 № 44-ФЗ «О контрактной системе в сфере закупок товаров, работ, услуг для обеспечения государственных и муниципальных нужд» (далее – Федеральный закон № 44-ФЗ).</w:t>
       </w:r>
     </w:p>
     <w:p>
@@ -2148,58 +2862,126 @@
         <w:ind w:firstLine="709"/>
         <w:jc w:val="both"/>
         <w:rPr>
-          <w:spacing w:val="-1"/>
-          <w:sz w:val="26"/>
-          <w:szCs w:val="26"/>
-        </w:rPr>
-      </w:pPr>
-      <w:r>
-        <w:rPr>
-          <w:bCs/>
-          <w:spacing w:val="-1"/>
-          <w:sz w:val="26"/>
-          <w:szCs w:val="26"/>
-        </w:rPr>
-        <w:t>2.4.1.</w:t>
-      </w:r>
-      <w:r>
-        <w:rPr>
-          <w:spacing w:val="-1"/>
-          <w:sz w:val="26"/>
-          <w:szCs w:val="26"/>
-        </w:rPr>
-        <w:t> Ведущий инженер осуществляет расчет и обоснование начальной (максимальной) цены контракта (далее – НМЦК) для проведения конкурентных процедур по определению поставщика (подрядчика, исполнителя), а также для заключения контрактов с единственным поставщиком в соответствии со статьей 93 Федерального закона от 05.04.2013 № 44-ФЗ «О контрактной системе в сфере закупок товаров, работ, услуг для обеспечения государственных и муниципальных нужд» (далее – Федеральный закон № 44-ФЗ).</w:t>
-      </w:r>
-    </w:p>
-    <w:p>
-      <w:pPr>
-        <w:shd w:val="clear" w:color="auto" w:fill="FFFFFF"/>
-        <w:spacing w:line="298" w:lineRule="exact"/>
-        <w:ind w:firstLine="709"/>
-        <w:jc w:val="both"/>
-        <w:rPr>
-          <w:bCs/>
-          <w:spacing w:val="-1"/>
-          <w:sz w:val="26"/>
-          <w:szCs w:val="26"/>
-        </w:rPr>
-      </w:pPr>
-      <w:r>
-        <w:rPr>
-          <w:spacing w:val="-1"/>
-          <w:sz w:val="26"/>
-          <w:szCs w:val="26"/>
-        </w:rPr>
-        <w:t>2.4.2.</w:t>
-      </w:r>
-      <w:r>
-        <w:rPr>
-          <w:bCs/>
-          <w:spacing w:val="-1"/>
-          <w:sz w:val="26"/>
-          <w:szCs w:val="26"/>
-        </w:rPr>
-        <w:t> Ведущий инженер осуществляет расчет и обоснование НМЦК по следующим направлениям:</w:t>
+          <w:bCs/>
+          <w:spacing w:val="-1"/>
+          <w:sz w:val="26"/>
+          <w:szCs w:val="26"/>
+        </w:rPr>
+      </w:pPr>
+      <w:r>
+        <w:rPr>
+          <w:spacing w:val="-1"/>
+          <w:sz w:val="26"/>
+          <w:szCs w:val="26"/>
+        </w:rPr>
+        <w:t>2.4.</w:t>
+      </w:r>
+      <w:r>
+        <w:rPr>
+          <w:spacing w:val="-1"/>
+          <w:sz w:val="26"/>
+          <w:szCs w:val="26"/>
+        </w:rPr>
+        <w:t>1</w:t>
+      </w:r>
+      <w:r>
+        <w:rPr>
+          <w:spacing w:val="-1"/>
+          <w:sz w:val="26"/>
+          <w:szCs w:val="26"/>
+        </w:rPr>
+        <w:t>.</w:t>
+      </w:r>
+      <w:r>
+        <w:rPr>
+          <w:bCs/>
+          <w:spacing w:val="-1"/>
+          <w:sz w:val="26"/>
+          <w:szCs w:val="26"/>
+        </w:rPr>
+        <w:t> </w:t>
+      </w:r>
+      <w:r>
+        <w:rPr>
+          <w:bCs/>
+          <w:spacing w:val="-1"/>
+          <w:sz w:val="26"/>
+          <w:szCs w:val="26"/>
+        </w:rPr>
+        <w:t>Ведущий инженер</w:t>
+      </w:r>
+      <w:r>
+        <w:rPr>
+          <w:bCs/>
+          <w:spacing w:val="-1"/>
+          <w:sz w:val="26"/>
+          <w:szCs w:val="26"/>
+        </w:rPr>
+        <w:t xml:space="preserve"> </w:t>
+      </w:r>
+      <w:r>
+        <w:rPr>
+          <w:bCs/>
+          <w:spacing w:val="-1"/>
+          <w:sz w:val="26"/>
+          <w:szCs w:val="26"/>
+        </w:rPr>
+        <w:t xml:space="preserve">осуществляет расчет и обоснование НМЦК </w:t>
+      </w:r>
+      <w:r>
+        <w:rPr>
+          <w:bCs/>
+          <w:color w:val="FF0000"/>
+          <w:spacing w:val="-1"/>
+          <w:sz w:val="26"/>
+          <w:szCs w:val="26"/>
+        </w:rPr>
+        <w:t>по сферам деятельности</w:t>
+      </w:r>
+      <w:r>
+        <w:rPr>
+          <w:color w:val="FF0000"/>
+          <w:sz w:val="26"/>
+          <w:szCs w:val="26"/>
+        </w:rPr>
+        <w:t xml:space="preserve"> ГКУ «Дирекция ТДФ»</w:t>
+      </w:r>
+      <w:r>
+        <w:rPr>
+          <w:bCs/>
+          <w:color w:val="FF0000"/>
+          <w:spacing w:val="-1"/>
+          <w:sz w:val="26"/>
+          <w:szCs w:val="26"/>
+        </w:rPr>
+        <w:t>, где оно выступает государственным заказчиком по контрактам, в т.ч</w:t>
+      </w:r>
+      <w:r>
+        <w:rPr>
+          <w:bCs/>
+          <w:spacing w:val="-1"/>
+          <w:sz w:val="26"/>
+          <w:szCs w:val="26"/>
+        </w:rPr>
+        <w:t xml:space="preserve">. по </w:t>
+      </w:r>
+      <w:r>
+        <w:rPr>
+          <w:bCs/>
+          <w:spacing w:val="-1"/>
+          <w:sz w:val="26"/>
+          <w:szCs w:val="26"/>
+        </w:rPr>
+        <w:t>следующим направлениям</w:t>
+      </w:r>
+      <w:r>
+        <w:rPr>
+          <w:bCs/>
+          <w:spacing w:val="-1"/>
+          <w:sz w:val="26"/>
+          <w:szCs w:val="26"/>
+        </w:rPr>
+        <w:t>:</w:t>
       </w:r>
     </w:p>
     <w:p>
@@ -2264,7 +3046,27 @@
           <w:sz w:val="26"/>
           <w:szCs w:val="26"/>
         </w:rPr>
-        <w:t>ьству автомобильных дорого и мостовых сооружений</w:t>
+        <w:t>ьству автомобильных дорог</w:t>
+      </w:r>
+      <w:r>
+        <w:rPr>
+          <w:bCs/>
+          <w:strike/>
+          <w:color w:val="FF0000"/>
+          <w:spacing w:val="-1"/>
+          <w:sz w:val="26"/>
+          <w:szCs w:val="26"/>
+        </w:rPr>
+        <w:t>о</w:t>
+      </w:r>
+      <w:r>
+        <w:rPr>
+          <w:bCs/>
+          <w:spacing w:val="-1"/>
+          <w:sz w:val="26"/>
+          <w:szCs w:val="26"/>
+        </w:rPr>
+        <w:t xml:space="preserve"> и мостовых сооружений</w:t>
       </w:r>
       <w:r>
         <w:rPr>
@@ -2323,7 +3125,16 @@
           <w:sz w:val="26"/>
           <w:szCs w:val="26"/>
         </w:rPr>
-        <w:t>2.4.3</w:t>
+        <w:t>2.4.</w:t>
+      </w:r>
+      <w:r>
+        <w:rPr>
+          <w:bCs/>
+          <w:spacing w:val="-1"/>
+          <w:sz w:val="26"/>
+          <w:szCs w:val="26"/>
+        </w:rPr>
+        <w:t>2</w:t>
       </w:r>
       <w:r>
         <w:rPr>
@@ -2340,7 +3151,16 @@
           <w:sz w:val="26"/>
           <w:szCs w:val="26"/>
         </w:rPr>
-        <w:t> Ведущий инженер, по поручению начальника отдела, участвует в подготовке обоснований затрат для включения объектов дорожно</w:t>
+        <w:t xml:space="preserve"> Ведущий инженер, по поручению начальника отдела, участвует в </w:t>
+      </w:r>
+      <w:r>
+        <w:rPr>
+          <w:spacing w:val="-1"/>
+          <w:sz w:val="26"/>
+          <w:szCs w:val="26"/>
+        </w:rPr>
+        <w:lastRenderedPageBreak/>
+        <w:t>подготовке обоснований затрат для включения объектов дорожно</w:t>
       </w:r>
       <w:r>
         <w:rPr>
@@ -2378,7 +3198,16 @@
           <w:sz w:val="26"/>
           <w:szCs w:val="26"/>
         </w:rPr>
-        <w:t>2.4.4</w:t>
+        <w:t>2.4.</w:t>
+      </w:r>
+      <w:r>
+        <w:rPr>
+          <w:bCs/>
+          <w:spacing w:val="-1"/>
+          <w:sz w:val="26"/>
+          <w:szCs w:val="26"/>
+        </w:rPr>
+        <w:t>3</w:t>
       </w:r>
       <w:r>
         <w:rPr>
@@ -2417,7 +3246,7 @@
           <w:sz w:val="26"/>
           <w:szCs w:val="26"/>
         </w:rPr>
-        <w:t>2.4.5</w:t>
+        <w:t>2.4.4</w:t>
       </w:r>
       <w:r>
         <w:rPr>
@@ -2457,7 +3286,6 @@
           <w:sz w:val="26"/>
           <w:szCs w:val="26"/>
         </w:rPr>
-        <w:lastRenderedPageBreak/>
         <w:t>2.</w:t>
       </w:r>
       <w:r>
@@ -3267,6 +4095,7 @@
           <w:sz w:val="26"/>
           <w:szCs w:val="26"/>
         </w:rPr>
+        <w:lastRenderedPageBreak/>
         <w:t>Ведущий инженер</w:t>
       </w:r>
       <w:r>
@@ -3549,7 +4378,6 @@
           <w:sz w:val="26"/>
           <w:szCs w:val="26"/>
         </w:rPr>
-        <w:lastRenderedPageBreak/>
         <w:t xml:space="preserve">6.2. В связи с производственной необходимостью </w:t>
       </w:r>
       <w:r>
